--- a/tasks/slides/2026-05-18_shkola-ibs_programma_v02.docx
+++ b/tasks/slides/2026-05-18_shkola-ibs_programma_v02.docx
@@ -59,7 +59,7 @@
           <w:i/>
           <w:sz w:val="22"/>
         </w:rPr>
-        <w:t>Сквозной клинический образ пациента: стенокардия напряжения на фоне артериальной гипертензии. Программа выстроена так, чтобы диагностика (Часть 1) и терапия (Часть 2) подводили слушателя к обоснованному применению фиксированной комбинации бисопролол + амлодипин (Конкор АМ) и к достижению целевой дозы бисопролола 10 мг.</w:t>
+        <w:t>Сквозной клинический образ пациента: стенокардия напряжения на фоне артериальной гипертензии. Программа выстроена так, чтобы диагностика (Часть 1) и терапия (Часть 2) подводили слушателя к достижению целевой дозы бисопролола 10 мг и далее — к обоснованному применению фиксированной комбинации бисопролол + амлодипин (Конкор АМ).</w:t>
       </w:r>
     </w:p>
     <w:p>

--- a/tasks/slides/2026-05-18_shkola-ibs_programma_v02.docx
+++ b/tasks/slides/2026-05-18_shkola-ibs_programma_v02.docx
@@ -37,7 +37,7 @@
           <w:color w:val="555555"/>
           <w:sz w:val="20"/>
         </w:rPr>
-        <w:t>Аудитория: кардиологи (приоритетно), терапевты  •  Эксперты: Гражданкин И.О., Кашталап В.В.  •  Длительность: ~4 часа с перерывами</w:t>
+        <w:t>Дата: 17 июня 2026, начало 15:00  •  Аудитория: кардиологи (приоритетно), терапевты  •  Эксперты: Гражданкин И.О., Кашталап В.В.  •  Длительность: ~4 часа с перерывами</w:t>
       </w:r>
     </w:p>
     <w:p/>
@@ -157,7 +157,7 @@
           </w:tcPr>
           <w:p>
             <w:r>
-              <w:t>0:00 – 0:05</w:t>
+              <w:t>15:00 – 15:05</w:t>
             </w:r>
           </w:p>
         </w:tc>
@@ -199,7 +199,7 @@
           </w:tcPr>
           <w:p>
             <w:r>
-              <w:t>0:05 – 1:20</w:t>
+              <w:t>15:05 – 16:20</w:t>
             </w:r>
           </w:p>
         </w:tc>
@@ -241,7 +241,7 @@
           </w:tcPr>
           <w:p>
             <w:r>
-              <w:t>1:20 – 1:35</w:t>
+              <w:t>16:20 – 16:35</w:t>
             </w:r>
           </w:p>
         </w:tc>
@@ -283,7 +283,7 @@
           </w:tcPr>
           <w:p>
             <w:r>
-              <w:t>1:35 – 2:35</w:t>
+              <w:t>16:35 – 17:35</w:t>
             </w:r>
           </w:p>
         </w:tc>
@@ -325,7 +325,7 @@
           </w:tcPr>
           <w:p>
             <w:r>
-              <w:t>2:35 – 2:50</w:t>
+              <w:t>17:35 – 17:50</w:t>
             </w:r>
           </w:p>
         </w:tc>
@@ -335,7 +335,7 @@
           </w:tcPr>
           <w:p>
             <w:r>
-              <w:t>Кофе-пауза (или лёгкий обед)</w:t>
+              <w:t>Кофе-пауза</w:t>
             </w:r>
           </w:p>
         </w:tc>
@@ -367,7 +367,7 @@
           </w:tcPr>
           <w:p>
             <w:r>
-              <w:t>2:50 – 4:05</w:t>
+              <w:t>17:50 – 19:05</w:t>
             </w:r>
           </w:p>
         </w:tc>
@@ -409,7 +409,7 @@
           </w:tcPr>
           <w:p>
             <w:r>
-              <w:t>4:05 – 4:15</w:t>
+              <w:t>19:05 – 19:15</w:t>
             </w:r>
           </w:p>
         </w:tc>
@@ -461,7 +461,7 @@
           <w:i/>
           <w:color w:val="B8860B"/>
         </w:rPr>
-        <w:t>Если организационно удобнее «обед в середине», передвинуть длинный перерыв на 2:35 (≈ 13:30 при старте в 11:00) и удлинить до 45–60 мин — итоговое время дня сместится, контент остаётся прежним.</w:t>
+        <w:t>При старте в 15:00 школа заканчивается ~19:15. Если запланирован общий ужин — он логично следует сразу за итоговой дискуссией (с 19:15). Если ужин совмещается с программой как «фуршет в середине», вторую кофе-паузу (17:35) можно расширить до 30–40 мин — общее окончание сместится на ~19:30–19:40.</w:t>
       </w:r>
     </w:p>
     <w:p>
@@ -1726,7 +1726,7 @@
           <w:color w:val="808080"/>
           <w:sz w:val="18"/>
         </w:rPr>
-        <w:t>Версия v0.2 от 2026-05-18. Подготовлено для рецензирования экспертом В.В. Кашталапом.</w:t>
+        <w:t>Версия v0.2 от 2026-05-18. Дата мероприятия: 17 июня 2026, 15:00–19:15. Подготовлено для рецензирования экспертом В.В. Кашталапом.</w:t>
       </w:r>
     </w:p>
     <w:sectPr>

--- a/tasks/slides/2026-05-18_shkola-ibs_programma_v02.docx
+++ b/tasks/slides/2026-05-18_shkola-ibs_programma_v02.docx
@@ -1272,7 +1272,7 @@
         <w:rPr>
           <w:color w:val="1F3A68"/>
         </w:rPr>
-        <w:t>Кейс 1. Пациент с АГ → подозрение на стенокардию: место Конкор АМ (20 мин)</w:t>
+        <w:t>Кейс 1. Пациент с АГ → впервые стенокардия: место Конкор АМ (20 мин)</w:t>
       </w:r>
     </w:p>
     <w:p>
@@ -1282,7 +1282,7 @@
           <w:i/>
           <w:sz w:val="22"/>
         </w:rPr>
-        <w:t>Профиль: мужчина 58 лет, АГ ≥5 лет, на бисопрололе 5 мг (получает по АГ); 2 месяца — впервые загрудинный дискомфорт при подъёме на 2 этаж. АД 148/92, ЧСС 76. ФР: курильщик, дислипидемия, отягощённый семейный анамнез.</w:t>
+        <w:t>Профиль: мужчина 58 лет, АГ ≥5 лет на вальсартане 160 мг + амлодипине 5 мг (стартовая комбинация РАС-блокатор + АК по КР МЗ РФ АГ 2024). 2 месяца — впервые типичный загрудинный дискомфорт при подъёме на 2 этаж, купируется в покое. АД 148/92, ЧСС 84. ФР: курильщик (20 пачка-лет), дислипидемия (ЛНП 4,1 ммоль/л), отец перенёс ИМ в 56 лет.</w:t>
       </w:r>
     </w:p>
     <w:p>
@@ -1290,7 +1290,7 @@
         <w:pStyle w:val="ListBullet"/>
       </w:pPr>
       <w:r>
-        <w:t>Голосование 1: какова ПТВ? Что назначить дальше — CAC / стресс-ЭхоКГ / КАГ? (отсылка к Части 1.3)</w:t>
+        <w:t>Голосование 1: какова ПТВ и какой метод следующий — КТА / стресс-ЭхоКГ / CAC? (отсылка к Части 1.3). Ориентир: ПТВ ≈ 50% (мужчина 50–59, типичная стенокардия) → промежуточная → стресс-визуализация или КТА; CAC здесь избыточен.</w:t>
       </w:r>
     </w:p>
     <w:p>
@@ -1298,7 +1298,7 @@
         <w:pStyle w:val="ListBullet"/>
       </w:pPr>
       <w:r>
-        <w:t>Голосование 2: нужно ли отменять бисопролол перед стресс-тестом? — переход к практическому правилу.</w:t>
+        <w:t>Голосование 2: добавлять ли бисопролол до обследования или после верификации? Развилка для дискуссии — симптоматическое облегчение vs риск маскировки картины на стресс-тесте.</w:t>
       </w:r>
     </w:p>
     <w:p>
@@ -1306,7 +1306,7 @@
         <w:pStyle w:val="ListBullet"/>
       </w:pPr>
       <w:r>
-        <w:t>Развязка: CAC = 175; стресс-ЭхоКГ — без зон гипокинеза. Диагноз: ХКС, стенокардия напряжения ФК II на фоне субоптимально контролируемой АГ.</w:t>
+        <w:t>Развязка: стресс-ЭхоКГ с добутамином — на 6-й минуте воспроизведён ангинозный приступ, индуцируемый гипокинез 2 сегментов в бассейне ПНА. Диагноз: ХКС, стенокардия напряжения ФК II.</w:t>
       </w:r>
     </w:p>
     <w:p>
@@ -1314,7 +1314,7 @@
         <w:pStyle w:val="ListBullet"/>
       </w:pPr>
       <w:r>
-        <w:t>Терапевтическое решение: титрация бисопролола до 10 мг + добавление амлодипина 5 мг → при достижении стабильности — switch на Конкор АМ 10/5. Целевая ЧСС 55–60, целевое АД &lt;130/80.</w:t>
+        <w:t>Терапевтическое решение: добавить бисопролол 5 мг → титрация до целевой 10 мг за 2–4 недели (целевая ЧСС 55–60). Амлодипин — оставить 5 мг или повысить до 10 мг по контролю АД. При стабильности на 10 мг бисопролола + 5/10 мг амлодипина → switch на Конкор АМ 10/5 (или 10/10). Вальсартан 160 мг продолжается отдельной таблеткой. Итого: 2 таблетки вместо 3. Целевое АД &lt;130/80, целевая ЧСС 55–60.</w:t>
       </w:r>
     </w:p>
     <w:p>
@@ -1333,7 +1333,7 @@
           <w:i/>
           <w:color w:val="B8860B"/>
         </w:rPr>
-        <w:t>Ключевой кейс школы — отрабатывает весь стратегический нарратив: стенокардия на фоне АГ → Конкор АМ. Согласовать с Кашталапом окончательный профиль (возраст, ФР, числа).</w:t>
+        <w:t>Ключевой кейс школы — отрабатывает весь стратегический нарратив: стенокардия на фоне АГ → титрация бисопролола до 10 мг → переход на Конкор АМ. Согласовать с Кашталапом числа (ЛНП, ЧСС, шаги титрации) и формулировку голосований.</w:t>
       </w:r>
     </w:p>
     <w:p>

--- a/tasks/slides/2026-05-18_shkola-ibs_programma_v02.docx
+++ b/tasks/slides/2026-05-18_shkola-ibs_programma_v02.docx
@@ -1272,6 +1272,52 @@
         <w:rPr>
           <w:color w:val="1F3A68"/>
         </w:rPr>
+        <w:t>Соответствие кейсов лекции Гражданкина (Часть 1)</w:t>
+      </w:r>
+    </w:p>
+    <w:p>
+      <w:r>
+        <w:rPr>
+          <w:b w:val="0"/>
+          <w:i/>
+          <w:sz w:val="22"/>
+        </w:rPr>
+        <w:t>Каждый кейс отрабатывает конкретный шаг алгоритма из Части 1 — это объявляется на открытии блока, чтобы аудитория видела связку, а не разрозненные сюжеты.</w:t>
+      </w:r>
+    </w:p>
+    <w:p>
+      <w:pPr>
+        <w:pStyle w:val="ListBullet"/>
+      </w:pPr>
+      <w:r>
+        <w:t>Кейс 1 — симптомный пациент без установленного диагноза: ПТВ (1.2) → стратегия по ПТВ (1.3) → стресс-визуализация (1.5) → решение об ОМТ vs КАГ (1.6).</w:t>
+      </w:r>
+    </w:p>
+    <w:p>
+      <w:pPr>
+        <w:pStyle w:val="ListBullet"/>
+      </w:pPr>
+      <w:r>
+        <w:t>Кейс 2 — высокий CAC при уже получаемой терапии: CAC и его реклассифицирующая роль (1.4) → стресс-ЭхоКГ на фоне БАБ (1.5) → ОМТ-интенсификация + плановая КАГ (1.6).</w:t>
+      </w:r>
+    </w:p>
+    <w:p>
+      <w:pPr>
+        <w:pStyle w:val="ListBullet"/>
+      </w:pPr>
+      <w:r>
+        <w:t>Кейс 3 — возврат стенокардии после реваскуляризации: категория 4 ХКС (1.1) → переоценка стресс-визуализацией у симптомного пациента с известной ИБС (1.5) → терапевтическая оптимизация при ХСНнФВ.</w:t>
+      </w:r>
+    </w:p>
+    <w:p/>
+    <w:p>
+      <w:pPr>
+        <w:pStyle w:val="Heading3"/>
+      </w:pPr>
+      <w:r>
+        <w:rPr>
+          <w:color w:val="1F3A68"/>
+        </w:rPr>
         <w:t>Кейс 1. Пациент с АГ → впервые стенокардия: место Конкор АМ (20 мин)</w:t>
       </w:r>
     </w:p>
@@ -1290,7 +1336,7 @@
         <w:pStyle w:val="ListBullet"/>
       </w:pPr>
       <w:r>
-        <w:t>Голосование 1: какова ПТВ и какой метод следующий — КТА / стресс-ЭхоКГ / CAC? (отсылка к Части 1.3). Ориентир: ПТВ ≈ 50% (мужчина 50–59, типичная стенокардия) → промежуточная → стресс-визуализация или КТА; CAC здесь избыточен.</w:t>
+        <w:t>Голосование 1: какова ПТВ по таблице РКО 2024? Ориентир: мужчина 50–59 с типичной стенокардией ≈ 22% (нижняя треть промежуточной зоны 15–65%). Какой метод следующий — стресс-ЭхоКГ / стресс-сцинтиграфия / КТА / CAC? Правильный путь по алгоритму Части 1.3 — стресс-визуализация; CAC у симптомного пациента избыточен.</w:t>
       </w:r>
     </w:p>
     <w:p>
@@ -1298,7 +1344,7 @@
         <w:pStyle w:val="ListBullet"/>
       </w:pPr>
       <w:r>
-        <w:t>Голосование 2: добавлять ли бисопролол до обследования или после верификации? Развилка для дискуссии — симптоматическое облегчение vs риск маскировки картины на стресс-тесте.</w:t>
+        <w:t>Голосование 2: добавлять ли бисопролол до обследования или после верификации? Развилка для дискуссии — симптоматическое облегчение vs риск маскировки картины на стресс-тесте (см. Часть 1.5).</w:t>
       </w:r>
     </w:p>
     <w:p>
@@ -1307,6 +1353,14 @@
       </w:pPr>
       <w:r>
         <w:t>Развязка: стресс-ЭхоКГ с добутамином — на 6-й минуте воспроизведён ангинозный приступ, индуцируемый гипокинез 2 сегментов в бассейне ПНА. Диагноз: ХКС, стенокардия напряжения ФК II.</w:t>
+      </w:r>
+    </w:p>
+    <w:p>
+      <w:pPr>
+        <w:pStyle w:val="ListBullet"/>
+      </w:pPr>
+      <w:r>
+        <w:t>Голосование 3: при положительной стресс-ЭхоКГ с 2 сегментами гипокинеза — направлять на КАГ или начать ОМТ? Опорная точка: high-risk критерий по Гражданкину — ≥3 сегментов; 2 сегмента = подтверждённая ишемия низкого риска → ОМТ как первая стратегия, КАГ при недостижении ОМТ-целей через 3–6 мес.</w:t>
       </w:r>
     </w:p>
     <w:p>
@@ -1333,7 +1387,7 @@
           <w:i/>
           <w:color w:val="B8860B"/>
         </w:rPr>
-        <w:t>Ключевой кейс школы — отрабатывает весь стратегический нарратив: стенокардия на фоне АГ → титрация бисопролола до 10 мг → переход на Конкор АМ. Согласовать с Кашталапом числа (ЛНП, ЧСС, шаги титрации) и формулировку голосований.</w:t>
+        <w:t>Ключевой кейс школы — отрабатывает весь стратегический нарратив: стенокардия на фоне АГ → титрация бисопролола до 10 мг → переход на Конкор АМ. Согласовать с Кашталапом числа (ЛНП, ЧСС, шаги титрации) и формулировку голосований. ПТВ-число (22%) сверить с конкретной таблицей РКО 2024 в финальной версии слайдов Гражданкина.</w:t>
       </w:r>
     </w:p>
     <w:p>
@@ -1416,7 +1470,7 @@
         <w:rPr>
           <w:color w:val="1F3A68"/>
         </w:rPr>
-        <w:t>Кейс 3. Пациент с ПИКС + ХСНнФВ + АГ: где Конкор АМ, где Конкор моно (20 мин)</w:t>
+        <w:t>Кейс 3. Возврат стенокардии после реваскуляризации при ХСНнФВ: где Конкор АМ, где Конкор моно (20 мин)</w:t>
       </w:r>
     </w:p>
     <w:p>
@@ -1426,7 +1480,7 @@
           <w:i/>
           <w:sz w:val="22"/>
         </w:rPr>
-        <w:t>Профиль: мужчина 67 лет, ИМ передний 14 мес назад, ЧКВ ПНА с DES, ФВ ЛЖ 38%, АГ. Получает бисопролол 5 мг, лозартан 50 мг, аторвастатин, АСК. ЧСС 78, АД 142/86. Стенокардия — нет, есть одышка при умеренной нагрузке.</w:t>
+        <w:t>Профиль: мужчина 67 лет, ИМ передний 14 мес назад, ЧКВ ПНА с DES, ФВ ЛЖ 38%, АГ. Получает бисопролол 5 мг, валсартан 80 мг, аторвастатин 40 мг, АСК 100 мг. ЧСС 78, АД 142/86. Месяц назад появился лёгкий загрудинный дискомфорт при быстрой ходьбе (ФК I–II), а также одышка при умеренной нагрузке.</w:t>
       </w:r>
     </w:p>
     <w:p>
@@ -1434,7 +1488,7 @@
         <w:pStyle w:val="ListBullet"/>
       </w:pPr>
       <w:r>
-        <w:t>Голосование 1: какова цель по ЧСС и АД у этого пациента?</w:t>
+        <w:t>Голосование 1: к какой категории ХКС относится этот пациент? Ориентир: категория 4 по классификации из Части 1.1 — симптомный пациент &gt;1 года после реваскуляризации. Это формирует показание к переоценке.</w:t>
       </w:r>
     </w:p>
     <w:p>
@@ -1442,7 +1496,7 @@
         <w:pStyle w:val="ListBullet"/>
       </w:pPr>
       <w:r>
-        <w:t>Голосование 2: правильна ли тактика добавления амлодипина для контроля АД при ХСНнФВ?</w:t>
+        <w:t>Голосование 2: какой метод дообследования при возврате стенокардии после ЧКВ — стресс-ЭхоКГ / сцинтиграфия / КТА / прямо на КАГ? По алгоритму Гражданкина «возврат стенокардии после реваскуляризации» — одно из основных показаний к стресс-визуализации (см. Часть 1.5).</w:t>
       </w:r>
     </w:p>
     <w:p>
@@ -1450,7 +1504,7 @@
         <w:pStyle w:val="ListBullet"/>
       </w:pPr>
       <w:r>
-        <w:t>Развязка: титрация бисопролола до 10 мг (главный приоритет — прогноз при ХСНнФВ), пересмотр блокатора РААС (сартан → АРНИ при возможности), SGLT2-i. Амлодипин — резерв, не первая линия при ХСНнФВ; Конкор АМ как фиксированная комбинация при HFrEF не приоритет.</w:t>
+        <w:t>Развязка: стресс-ЭхоКГ — без новой ишемии (старый постинфарктный гипокинез ПНА, без индукции на нагрузке). Реваскуляризация повторно не показана. Симптомы — следствие субоптимальной ОМТ и ХСНнФВ.</w:t>
       </w:r>
     </w:p>
     <w:p>
@@ -1458,7 +1512,31 @@
         <w:pStyle w:val="ListBullet"/>
       </w:pPr>
       <w:r>
-        <w:t>Обсуждение: контраст с Кейсом 1 — почему «не все пациенты на бисопрололе + амлодипине = кандидаты на Конкор АМ».</w:t>
+        <w:t>Голосование 3: цели по ЧСС и АД у этого пациента? Целевая ЧСС 60–70 при ХСНнФВ (КР МЗ РФ ХСН 2024), АД &lt;130/80.</w:t>
+      </w:r>
+    </w:p>
+    <w:p>
+      <w:pPr>
+        <w:pStyle w:val="ListBullet"/>
+      </w:pPr>
+      <w:r>
+        <w:t>Голосование 4: правильна ли тактика добавления амлодипина для контроля АД при ХСНнФВ? Амлодипин — нейтрален по смертности (PRAISE), но не препарат выбора; приоритет — оптимизация прогностической терапии ХСНнФВ.</w:t>
+      </w:r>
+    </w:p>
+    <w:p>
+      <w:pPr>
+        <w:pStyle w:val="ListBullet"/>
+      </w:pPr>
+      <w:r>
+        <w:t>Терапевтическое решение: титрация бисопролола до 10 мг (главный приоритет — прогноз при ХСНнФВ и контроль ЧСС). Замена валсартана на АРНИ (сакубитрил/валсартан), добавление SGLT2-ингибитора (эмпаглифлозин/дапаглифлозин), уточнение целевого ЛНП &lt;1,4 ммоль/л. Амлодипин — резерв, при недостижении целевого АД. Конкор АМ при HFrEF не приоритет.</w:t>
+      </w:r>
+    </w:p>
+    <w:p>
+      <w:pPr>
+        <w:pStyle w:val="ListBullet"/>
+      </w:pPr>
+      <w:r>
+        <w:t>Обсуждение: контраст с Кейсом 1 — почему «не все пациенты с бисопрололом + АГ = кандидаты на Конкор АМ»; роль β-блокатора в максимальной целевой дозе как прогностически приоритетная при ХСНнФВ.</w:t>
       </w:r>
     </w:p>
     <w:p>
@@ -1477,7 +1555,7 @@
           <w:i/>
           <w:color w:val="B8860B"/>
         </w:rPr>
-        <w:t>Этот кейс — «обратный пример», нужный для комплаенса и для предотвращения ложного обобщения «бисопролол + амлодипин = всегда Конкор АМ». Согласовать с Кашталапом.</w:t>
+        <w:t>Этот кейс — «обратный пример» для предотвращения ложного обобщения и одновременно отработка алгоритма Гражданкина для категории 4 ХКС (возврат стенокардии после реваскуляризации). Согласовать с Кашталапом конкретные шаги по АРНИ/SGLT2-i и согласованность с КР МЗ РФ ХСН 2024.</w:t>
       </w:r>
     </w:p>
     <w:p>
@@ -1550,6 +1628,142 @@
         <w:br w:type="page"/>
       </w:r>
     </w:p>
+    <w:p>
+      <w:pPr>
+        <w:jc w:val="center"/>
+        <w:shd w:val="clear" w:color="auto" w:fill="1F3A68"/>
+      </w:pPr>
+      <w:r>
+        <w:rPr>
+          <w:b/>
+          <w:color w:val="FFFFFF"/>
+          <w:sz w:val="26"/>
+        </w:rPr>
+        <w:t>Что нужно от первого эксперта (Гражданкин И.О.) до релиза</w:t>
+      </w:r>
+    </w:p>
+    <w:p>
+      <w:pPr>
+        <w:pStyle w:val="Heading3"/>
+      </w:pPr>
+      <w:r>
+        <w:rPr>
+          <w:color w:val="1F3A68"/>
+        </w:rPr>
+        <w:t>Содержательные правки PDF (70 слайдов)</w:t>
+      </w:r>
+    </w:p>
+    <w:p>
+      <w:pPr>
+        <w:pStyle w:val="ListBullet"/>
+      </w:pPr>
+      <w:r>
+        <w:t>Бины CAC: обновить с устаревших (0 / 1–10 / 11–100 / 101–400 / &gt;400) на современные 0 / 1–99 / 100–299 / ≥300 — унифицировать с программой и Кейсом 2.</w:t>
+      </w:r>
+    </w:p>
+    <w:p>
+      <w:pPr>
+        <w:pStyle w:val="ListBullet"/>
+      </w:pPr>
+      <w:r>
+        <w:t>Таблицы ПТВ: оставить РКО 2024 как основную для практики; ESC 2013 и ESC 2019 — в backup-слайдах для исторической перспективы. Кейс 1 ссылается на РКО 2024 (≈22% для мужчины 50–59 с типичной стенокардией).</w:t>
+      </w:r>
+    </w:p>
+    <w:p>
+      <w:pPr>
+        <w:pStyle w:val="ListBullet"/>
+      </w:pPr>
+      <w:r>
+        <w:t>«Пациентский» блок про CAC в середине деки («Кальций в костях — хорошо», «отличный результат» и т.п., визуально сгенерирован нейросетью) — удалить или переработать под уровень аудитории кардиологов.</w:t>
+      </w:r>
+    </w:p>
+    <w:p>
+      <w:pPr>
+        <w:pStyle w:val="ListBullet"/>
+      </w:pPr>
+      <w:r>
+        <w:t>Добавить 1 слайд по «гарантийному сроку CAC = 0» (MESA 2021: 3–7 лет; мета-анализ 2024) и контр-факту: у симптомных CAC = 0 не исключает обструкции (~25% по данным 2025 г.) — это работает как «pearl» для аудитории и используется в Кейсе 2.</w:t>
+      </w:r>
+    </w:p>
+    <w:p>
+      <w:pPr>
+        <w:pStyle w:val="ListBullet"/>
+      </w:pPr>
+      <w:r>
+        <w:t>Сноска к слайду «реваскуляризация не снижает риски ИМ/смерти»: дать корректное ограничение — речь о стабильной ИБС/ХКС, не о всех ситуациях (ОКС, поражение ствола ЛКА, многососудистое поражение с проксимальным стенозом — отдельные показания).</w:t>
+      </w:r>
+    </w:p>
+    <w:p>
+      <w:pPr>
+        <w:pStyle w:val="Heading3"/>
+      </w:pPr>
+      <w:r>
+        <w:rPr>
+          <w:color w:val="1F3A68"/>
+        </w:rPr>
+        <w:t>Соответствие алгоритма кейсам Части 3</w:t>
+      </w:r>
+    </w:p>
+    <w:p>
+      <w:pPr>
+        <w:pStyle w:val="ListBullet"/>
+      </w:pPr>
+      <w:r>
+        <w:t>В финальном алгоритме (последний слайд PDF) после «положительная стресс-визуализация» добавить разветвление: ≥3 сегмента / ≥10% перфузионного дефекта → КАГ; &lt;3 сегментов / &lt;10% → возможно начать с ОМТ. Это критично для Кейса 1 (голосование 3 опирается на этот критерий).</w:t>
+      </w:r>
+    </w:p>
+    <w:p>
+      <w:pPr>
+        <w:pStyle w:val="ListBullet"/>
+      </w:pPr>
+      <w:r>
+        <w:t>В блоке «6 категорий ХКС» (слайд 2 PDF) акцентировать категорию 4 — это входная точка для Кейса 3 (возврат стенокардии после реваскуляризации).</w:t>
+      </w:r>
+    </w:p>
+    <w:p>
+      <w:pPr>
+        <w:pStyle w:val="ListBullet"/>
+      </w:pPr>
+      <w:r>
+        <w:t>Сравнительная таблица стресс-методов (доступность, ИМТ, ритм, ХБП): подготовить или подтвердить, что есть в существующей деке.</w:t>
+      </w:r>
+    </w:p>
+    <w:p>
+      <w:pPr>
+        <w:pStyle w:val="Heading3"/>
+      </w:pPr>
+      <w:r>
+        <w:rPr>
+          <w:color w:val="1F3A68"/>
+        </w:rPr>
+        <w:t>Технические согласования</w:t>
+      </w:r>
+    </w:p>
+    <w:p>
+      <w:pPr>
+        <w:pStyle w:val="ListBullet"/>
+      </w:pPr>
+      <w:r>
+        <w:t>Финальный хронометраж лекции — 75 мин с 3–5 встроенными голосованиями. Подтвердить, что готов сократить с привычных 1,5–2 часов.</w:t>
+      </w:r>
+    </w:p>
+    <w:p>
+      <w:pPr>
+        <w:pStyle w:val="ListBullet"/>
+      </w:pPr>
+      <w:r>
+        <w:t>Голосования: на каких слайдах размещаются вопросы; формат (одиночный выбор / множественный).</w:t>
+      </w:r>
+    </w:p>
+    <w:p>
+      <w:pPr>
+        <w:pStyle w:val="ListBullet"/>
+      </w:pPr>
+      <w:r>
+        <w:t>Координация с Кашталапом: блок 1.5 (отмена БАБ перед тестом) — кто из двух экспертов закрывает эту тему окончательно, чтобы избежать дублирования в Часть 3.</w:t>
+      </w:r>
+    </w:p>
+    <w:p/>
     <w:p>
       <w:pPr>
         <w:jc w:val="center"/>

--- a/tasks/slides/2026-05-18_shkola-ibs_programma_v02.docx
+++ b/tasks/slides/2026-05-18_shkola-ibs_programma_v02.docx
@@ -1183,7 +1183,7 @@
         <w:pStyle w:val="ListBullet"/>
       </w:pPr>
       <w:r>
-        <w:t>Когда Конкор АМ НЕ подходит: ХСНнФВ (амлодипин нейтрален, но не препарат выбора при декомпенсации), брадикардия, АВ-блокада II–III ст. без ИВР, тяжёлая БА.</w:t>
+        <w:t>Когда Конкор АМ НЕ подходит / требует осторожности: ХСНнФВ (амлодипин нейтрален по PRAISE, но не препарат выбора — приоритет прогностической терапии ХСН: бисопролол отдельно в максимальной целевой дозе + АРНИ + SGLT2-i ± АМКР); выраженная брадикардия; АВ-блокада II–III ст. без ИВР; синдром слабости синусового узла; тяжёлая бронхиальная астма; декомпенсированная ХСН; беременность.</w:t>
       </w:r>
     </w:p>
     <w:p>
@@ -1202,7 +1202,7 @@
           <w:i/>
           <w:color w:val="B8860B"/>
         </w:rPr>
-        <w:t>Подтвердить с Кашталапом ключевой нарратив: Конкор АМ — это switch с двух монокомпонентов, а не стартовая терапия. Это соответствует установленному принципу из предыдущего чата по клиническим кейсам.</w:t>
+        <w:t>Подтвердить с Кашталапом ключевой нарратив: Конкор АМ — это switch с двух монокомпонентов, а не стартовая терапия. Это соответствует установленному принципу из предыдущего чата по клиническим кейсам. Раздел «когда не показан» — самостоятельный комплаенс-блок (выделен в отдельный слайд), заменяет контр-пример в Части 3.</w:t>
       </w:r>
     </w:p>
     <w:p>
@@ -1306,7 +1306,7 @@
         <w:pStyle w:val="ListBullet"/>
       </w:pPr>
       <w:r>
-        <w:t>Кейс 3 — возврат стенокардии после реваскуляризации: категория 4 ХКС (1.1) → переоценка стресс-визуализацией у симптомного пациента с известной ИБС (1.5) → терапевтическая оптимизация при ХСНнФВ.</w:t>
+        <w:t>Кейс 3 — high-risk visualization → реваскуляризация + пожизненная ОМТ: положительная стресс-ЭхоКГ с ≥3 сегментами (1.5) → КАГ + FFR (1.6) → ЧКВ → post-PCI бисопролол + амлодипин → Конкор АМ.</w:t>
       </w:r>
     </w:p>
     <w:p/>
@@ -1470,7 +1470,7 @@
         <w:rPr>
           <w:color w:val="1F3A68"/>
         </w:rPr>
-        <w:t>Кейс 3. Возврат стенокардии после реваскуляризации при ХСНнФВ: где Конкор АМ, где Конкор моно (20 мин)</w:t>
+        <w:t>Кейс 3. High-risk ишемия → реваскуляризация + пожизненная ОМТ с Конкор АМ (20 мин)</w:t>
       </w:r>
     </w:p>
     <w:p>
@@ -1480,7 +1480,7 @@
           <w:i/>
           <w:sz w:val="22"/>
         </w:rPr>
-        <w:t>Профиль: мужчина 67 лет, ИМ передний 14 мес назад, ЧКВ ПНА с DES, ФВ ЛЖ 38%, АГ. Получает бисопролол 5 мг, валсартан 80 мг, аторвастатин 40 мг, АСК 100 мг. ЧСС 78, АД 142/86. Месяц назад появился лёгкий загрудинный дискомфорт при быстрой ходьбе (ФК I–II), а также одышка при умеренной нагрузке.</w:t>
+        <w:t>Профиль: мужчина 62 лет, АГ ≥7 лет на вальсартане 160 мг + амлодипине 5 мг, активный курильщик (30 пачка-лет), дислипидемия (ЛНП 4,5 ммоль/л), брат перенёс ИМ в 60 лет. 3 месяца — типичная стенокардия напряжения ФК II–III, приступы при подъёме на 1 пролёт лестницы. АД 152/94, ЧСС 88.</w:t>
       </w:r>
     </w:p>
     <w:p>
@@ -1488,7 +1488,7 @@
         <w:pStyle w:val="ListBullet"/>
       </w:pPr>
       <w:r>
-        <w:t>Голосование 1: к какой категории ХКС относится этот пациент? Ориентир: категория 4 по классификации из Части 1.1 — симптомный пациент &gt;1 года после реваскуляризации. Это формирует показание к переоценке.</w:t>
+        <w:t>Голосование 1: ПТВ по РКО 2024 и какой метод дообследования? Ориентир: мужчина 60–69, типичная стенокардия ≈ 44% (промежуточная, верхняя половина) → стресс-визуализация (Часть 1.3, 1.5).</w:t>
       </w:r>
     </w:p>
     <w:p>
@@ -1496,7 +1496,7 @@
         <w:pStyle w:val="ListBullet"/>
       </w:pPr>
       <w:r>
-        <w:t>Голосование 2: какой метод дообследования при возврате стенокардии после ЧКВ — стресс-ЭхоКГ / сцинтиграфия / КТА / прямо на КАГ? По алгоритму Гражданкина «возврат стенокардии после реваскуляризации» — одно из основных показаний к стресс-визуализации (см. Часть 1.5).</w:t>
+        <w:t>Голосование 2: стресс-ЭхоКГ показала 4 сегмента индуцируемого гипокинеза в бассейне ПНА + воспроизведённый ангинозный приступ — что дальше: усиление ОМТ или КАГ? Опорный критерий Гражданкина: ≥3 сегмента = high-risk imaging → плановая КАГ (Часть 1.5, 1.6).</w:t>
       </w:r>
     </w:p>
     <w:p>
@@ -1504,7 +1504,7 @@
         <w:pStyle w:val="ListBullet"/>
       </w:pPr>
       <w:r>
-        <w:t>Развязка: стресс-ЭхоКГ — без новой ишемии (старый постинфарктный гипокинез ПНА, без индукции на нагрузке). Реваскуляризация повторно не показана. Симптомы — следствие субоптимальной ОМТ и ХСНнФВ.</w:t>
+        <w:t>Развязка: КАГ — 80% проксимальный стеноз ПНА, FFR 0,68 → функционально значимый стеноз. Показание к реваскуляризации (тезис Гражданкина о проксимальном поражении ПНА). Выполнено ЧКВ ПНА с DES.</w:t>
       </w:r>
     </w:p>
     <w:p>
@@ -1512,7 +1512,7 @@
         <w:pStyle w:val="ListBullet"/>
       </w:pPr>
       <w:r>
-        <w:t>Голосование 3: цели по ЧСС и АД у этого пациента? Целевая ЧСС 60–70 при ХСНнФВ (КР МЗ РФ ХСН 2024), АД &lt;130/80.</w:t>
+        <w:t>Голосование 3: нужен ли бисопролол post-PCI у этого пациента, если перенесённого ИМ нет? Опорная точка: КР МЗ РФ Стабильная ИБС 2024 — БАБ показаны при ИБС со стенокардией (антиангинальный класс I) и при дисфункции ЛЖ / ПИКС (прогностический класс I); решение о пожизненной терапии — индивидуально.</w:t>
       </w:r>
     </w:p>
     <w:p>
@@ -1520,7 +1520,7 @@
         <w:pStyle w:val="ListBullet"/>
       </w:pPr>
       <w:r>
-        <w:t>Голосование 4: правильна ли тактика добавления амлодипина для контроля АД при ХСНнФВ? Амлодипин — нейтрален по смертности (PRAISE), но не препарат выбора; приоритет — оптимизация прогностической терапии ХСНнФВ.</w:t>
+        <w:t>Голосование 4: когда переходить на фиксированную комбинацию — сразу после ЧКВ или после титрации? Опорная точка: switch выполняется после стабилизации на эквивалентных дозах двух монокомпонентов (принцип Части 2.4).</w:t>
       </w:r>
     </w:p>
     <w:p>
@@ -1528,7 +1528,7 @@
         <w:pStyle w:val="ListBullet"/>
       </w:pPr>
       <w:r>
-        <w:t>Терапевтическое решение: титрация бисопролола до 10 мг (главный приоритет — прогноз при ХСНнФВ и контроль ЧСС). Замена валсартана на АРНИ (сакубитрил/валсартан), добавление SGLT2-ингибитора (эмпаглифлозин/дапаглифлозин), уточнение целевого ЛНП &lt;1,4 ммоль/л. Амлодипин — резерв, при недостижении целевого АД. Конкор АМ при HFrEF не приоритет.</w:t>
+        <w:t>Терапевтическое решение: ДАТ (АСК 100 + клопидогрел/тикагрелор) по срокам КР РФ; высокоинтенсивный статин (аторвастатин 80 / розувастатин 40) → целевой ЛНП &lt;1,4 ммоль/л; вальсартан 160 мг продолжается; бисопролол 5 мг → титрация до 10 мг за 4–6 недель (целевая ЧСС 55–60); амлодипин 5 мг → по контролю АД, при необходимости до 10 мг. При стабильности на 10 мг бисопролола + 5/10 мг амлодипина → switch на Конкор АМ 10/5 (или 10/10). Итого: Конкор АМ + вальсартан + статин + АСК + P2Y12-ингибитор по сроку.</w:t>
       </w:r>
     </w:p>
     <w:p>
@@ -1536,7 +1536,7 @@
         <w:pStyle w:val="ListBullet"/>
       </w:pPr>
       <w:r>
-        <w:t>Обсуждение: контраст с Кейсом 1 — почему «не все пациенты с бисопрололом + АГ = кандидаты на Конкор АМ»; роль β-блокатора в максимальной целевой дозе как прогностически приоритетная при ХСНнФВ.</w:t>
+        <w:t>Обсуждение: ключевой тезис кейса — «реваскуляризация не отменяет ОМТ, а её дополняет». Бисопролол при ИБС со стенокардией обязателен (класс I), целевая доза 10 мг. Конкор АМ — стандартная часть долгосрочной терапии пациента с АГ + ИБС после ЧКВ.</w:t>
       </w:r>
     </w:p>
     <w:p>
@@ -1555,7 +1555,7 @@
           <w:i/>
           <w:color w:val="B8860B"/>
         </w:rPr>
-        <w:t>Этот кейс — «обратный пример» для предотвращения ложного обобщения и одновременно отработка алгоритма Гражданкина для категории 4 ХКС (возврат стенокардии после реваскуляризации). Согласовать с Кашталапом конкретные шаги по АРНИ/SGLT2-i и согласованность с КР МЗ РФ ХСН 2024.</w:t>
+        <w:t>Согласовать с Кашталапом окончательные числа (ЛНП-цель, шаги титрации, выбор P2Y12-ингибитора) и формулировку голосований. С Гражданкиным — соответствие 4 сегментов гипокинеза формальному критерию ≥3 на его слайде стресс-ЭхоКГ.</w:t>
       </w:r>
     </w:p>
     <w:p>
@@ -1818,7 +1818,7 @@
         <w:pStyle w:val="ListBullet"/>
       </w:pPr>
       <w:r>
-        <w:t>Окончательный профиль Кейса 1 (стенокардия + АГ → Конкор АМ) — числа, ФР, развязка.</w:t>
+        <w:t>Окончательный профиль Кейса 1 (АГ → впервые стенокардия → Конкор АМ) — числа, ФР, развязка, ПТВ по РКО 2024.</w:t>
       </w:r>
     </w:p>
     <w:p>
@@ -1826,7 +1826,7 @@
         <w:pStyle w:val="ListBullet"/>
       </w:pPr>
       <w:r>
-        <w:t>Согласование Кейса 2 (CAC = 302) с диагностической рамкой Гражданкина.</w:t>
+        <w:t>Согласование Кейса 2 (CAC = 302, ОМТ-интенсификация + плановая КАГ) с диагностической рамкой Гражданкина.</w:t>
       </w:r>
     </w:p>
     <w:p>
@@ -1834,7 +1834,7 @@
         <w:pStyle w:val="ListBullet"/>
       </w:pPr>
       <w:r>
-        <w:t>Включение Кейса 3 (ПИКС + ХСНнФВ) как «обратного примера» — подтвердить.</w:t>
+        <w:t>Согласование Кейса 3 (high-risk ишемия → ЧКВ → post-PCI Конкор АМ) — числа, шаги титрации, выбор P2Y12-ингибитора. Все 3 кейса — on-target для Конкор АМ; комплаенс-функция переходит в выделенный блок Части 2.4 «когда не показан».</w:t>
       </w:r>
     </w:p>
     <w:p>

--- a/tasks/slides/2026-05-18_shkola-ibs_programma_v02.docx
+++ b/tasks/slides/2026-05-18_shkola-ibs_programma_v02.docx
@@ -1260,7 +1260,7 @@
           <w:i/>
           <w:sz w:val="22"/>
         </w:rPr>
-        <w:t>Формат: 3 кейса по ~20 минут + 15 минут на сводную дискуссию и устный комментарий приглашённого врача из зала (1 доклад, ≤7 мин). Каждый кейс — голосование + обсуждение, без повторной теоретической части.</w:t>
+        <w:t>Формат: 3 кейса по ~20 минут + 15 минут на сводную дискуссию. Каждый кейс — голосование + обсуждение, без повторной теоретической части.</w:t>
       </w:r>
     </w:p>
     <w:p/>
@@ -1566,45 +1566,7 @@
         <w:rPr>
           <w:color w:val="1F3A68"/>
         </w:rPr>
-        <w:t>Устный доклад приглашённого врача (≤7 мин)</w:t>
-      </w:r>
-    </w:p>
-    <w:p>
-      <w:pPr>
-        <w:pStyle w:val="ListBullet"/>
-      </w:pPr>
-      <w:r>
-        <w:t>Свой клинический случай по теме «титрация бисопролола / переход на ФК» — выбрать заранее.</w:t>
-      </w:r>
-    </w:p>
-    <w:p>
-      <w:pPr>
-        <w:ind w:left="283"/>
-      </w:pPr>
-      <w:r>
-        <w:rPr>
-          <w:b/>
-          <w:color w:val="B8860B"/>
-        </w:rPr>
-        <w:t xml:space="preserve">Уточнить: </w:t>
-      </w:r>
-      <w:r>
-        <w:rPr>
-          <w:i/>
-          <w:color w:val="B8860B"/>
-        </w:rPr>
-        <w:t>Определить кандидатов заблаговременно (за 2–3 недели). Согласовать тему и хронометраж. Подготовить шаблон 1 слайд = 1 минута.</w:t>
-      </w:r>
-    </w:p>
-    <w:p>
-      <w:pPr>
-        <w:pStyle w:val="Heading3"/>
-      </w:pPr>
-      <w:r>
-        <w:rPr>
-          <w:color w:val="1F3A68"/>
-        </w:rPr>
-        <w:t>Сводная дискуссия (8 мин)</w:t>
+        <w:t>Сводная дискуссия (15 мин)</w:t>
       </w:r>
     </w:p>
     <w:p>
